--- a/Presentation.docx
+++ b/Presentation.docx
@@ -3,155 +3,114 @@
 <w:document xmlns:wpc="http://schemas.microsoft.com/office/word/2010/wordprocessingCanvas" xmlns:cx="http://schemas.microsoft.com/office/drawing/2014/chartex" xmlns:cx1="http://schemas.microsoft.com/office/drawing/2015/9/8/chartex" xmlns:cx2="http://schemas.microsoft.com/office/drawing/2015/10/21/chartex" xmlns:cx3="http://schemas.microsoft.com/office/drawing/2016/5/9/chartex" xmlns:cx4="http://schemas.microsoft.com/office/drawing/2016/5/10/chartex" xmlns:cx5="http://schemas.microsoft.com/office/drawing/2016/5/11/chartex" xmlns:cx6="http://schemas.microsoft.com/office/drawing/2016/5/12/chartex" xmlns:cx7="http://schemas.microsoft.com/office/drawing/2016/5/13/chartex" xmlns:cx8="http://schemas.microsoft.com/office/drawing/2016/5/14/chartex" xmlns:mc="http://schemas.openxmlformats.org/markup-compatibility/2006" xmlns:aink="http://schemas.microsoft.com/office/drawing/2016/ink" xmlns:am3d="http://schemas.microsoft.com/office/drawing/2017/model3d" xmlns:o="urn:schemas-microsoft-com:office:office" xmlns:r="http://schemas.openxmlformats.org/officeDocument/2006/relationships" xmlns:m="http://schemas.openxmlformats.org/officeDocument/2006/math" xmlns:v="urn:schemas-microsoft-com:vml" xmlns:wp14="http://schemas.microsoft.com/office/word/2010/wordprocessingDrawing" xmlns:wp="http://schemas.openxmlformats.org/drawingml/2006/wordprocessingDrawing" xmlns:w10="urn:schemas-microsoft-com:office:word" xmlns:w="http://schemas.openxmlformats.org/wordprocessingml/2006/main" xmlns:w14="http://schemas.microsoft.com/office/word/2010/wordml" xmlns:w15="http://schemas.microsoft.com/office/word/2012/wordml" xmlns:w16cex="http://schemas.microsoft.com/office/word/2018/wordml/cex" xmlns:w16cid="http://schemas.microsoft.com/office/word/2016/wordml/cid" xmlns:w16="http://schemas.microsoft.com/office/word/2018/wordml" xmlns:w16sdtdh="http://schemas.microsoft.com/office/word/2020/wordml/sdtdatahash" xmlns:w16se="http://schemas.microsoft.com/office/word/2015/wordml/symex" xmlns:wpg="http://schemas.microsoft.com/office/word/2010/wordprocessingGroup" xmlns:wpi="http://schemas.microsoft.com/office/word/2010/wordprocessingInk" xmlns:wne="http://schemas.microsoft.com/office/word/2006/wordml" xmlns:wps="http://schemas.microsoft.com/office/word/2010/wordprocessingShape" mc:Ignorable="w14 w15 w16se w16cid w16 w16cex w16sdtdh wp14">
   <w:body>
     <w:p>
-      <w:proofErr w:type="spellStart"/>
-      <w:r>
-        <w:t>Presentation</w:t>
-      </w:r>
-      <w:proofErr w:type="spellEnd"/>
+      <w:r>
+        <w:t>Présentation</w:t>
+      </w:r>
       <w:r>
         <w:t> :</w:t>
       </w:r>
     </w:p>
     <w:p/>
     <w:p>
-      <w:proofErr w:type="spellStart"/>
-      <w:r>
-        <w:t>Leafy</w:t>
-      </w:r>
-      <w:proofErr w:type="spellEnd"/>
-      <w:r>
-        <w:t xml:space="preserve"> Life est un jeu </w:t>
-      </w:r>
-      <w:proofErr w:type="spellStart"/>
-      <w:r>
-        <w:t>video</w:t>
-      </w:r>
-      <w:proofErr w:type="spellEnd"/>
+      <w:r>
+        <w:t xml:space="preserve">Leafy Life est un jeu </w:t>
+      </w:r>
+      <w:r>
+        <w:t>vidéo</w:t>
+      </w:r>
       <w:r>
         <w:t xml:space="preserve"> original créée dans le contexte du </w:t>
       </w:r>
-      <w:proofErr w:type="spellStart"/>
-      <w:r>
-        <w:t>trophee</w:t>
-      </w:r>
-      <w:proofErr w:type="spellEnd"/>
+      <w:r>
+        <w:t>trophée</w:t>
+      </w:r>
+      <w:r>
+        <w:t xml:space="preserve"> nsi 2026. Nous avons toujours eu une politique de transformer tout projet en jeu, tout d’abord pour amuser l’</w:t>
+      </w:r>
+      <w:r>
+        <w:t>évaluateur</w:t>
+      </w:r>
+      <w:r>
+        <w:t xml:space="preserve"> mais aussi pour nous motiver à utiliser notre créativité</w:t>
+      </w:r>
+      <w:r>
+        <w:t xml:space="preserve"> et la </w:t>
+      </w:r>
+      <w:r>
+        <w:t>concrétiser</w:t>
+      </w:r>
+      <w:r>
+        <w:t xml:space="preserve"> dans du code, et cette </w:t>
+      </w:r>
+      <w:r>
+        <w:t>même</w:t>
+      </w:r>
+      <w:r>
+        <w:t xml:space="preserve"> politique nous a amené </w:t>
+      </w:r>
+      <w:r>
+        <w:t>à</w:t>
+      </w:r>
+      <w:r>
+        <w:t xml:space="preserve"> vouloir adapter le </w:t>
+      </w:r>
+      <w:r>
+        <w:t>thème</w:t>
+      </w:r>
+      <w:r>
+        <w:t xml:space="preserve"> NATURE en un jeu qui mettrait ce </w:t>
+      </w:r>
+      <w:r>
+        <w:t>thème</w:t>
+      </w:r>
+      <w:r>
+        <w:t xml:space="preserve"> en avant. Mais comment comprendre la nature a travers un moment </w:t>
+      </w:r>
+      <w:r>
+        <w:t>agréable</w:t>
+      </w:r>
+      <w:r>
+        <w:t xml:space="preserve"> ? La </w:t>
+      </w:r>
+      <w:r>
+        <w:t>réponse</w:t>
+      </w:r>
+      <w:r>
+        <w:t xml:space="preserve"> nous est venue bien rapidement : un jeu éducatif. L’objectif est de laisser le joueur prendre du plaisir </w:t>
+      </w:r>
+      <w:r>
+        <w:t>à</w:t>
+      </w:r>
+      <w:r>
+        <w:t xml:space="preserve"> jouer, sans se rendre compte </w:t>
+      </w:r>
+      <w:r>
+        <w:t>qu’il</w:t>
+      </w:r>
       <w:r>
         <w:t xml:space="preserve"> </w:t>
       </w:r>
-      <w:proofErr w:type="spellStart"/>
-      <w:r>
-        <w:t>nsi</w:t>
-      </w:r>
-      <w:proofErr w:type="spellEnd"/>
-      <w:r>
-        <w:t xml:space="preserve"> 2026. Nous avons toujours eu une politique de transformer tout projet en jeu, tout d’abord pour amuser l’</w:t>
-      </w:r>
-      <w:proofErr w:type="spellStart"/>
-      <w:r>
-        <w:t>evaluateur</w:t>
-      </w:r>
-      <w:proofErr w:type="spellEnd"/>
-      <w:r>
-        <w:t xml:space="preserve"> mais aussi pour nous motiver à utiliser notre créativité</w:t>
-      </w:r>
-      <w:r>
-        <w:t xml:space="preserve"> et la </w:t>
-      </w:r>
-      <w:proofErr w:type="spellStart"/>
-      <w:r>
-        <w:t>concretiser</w:t>
-      </w:r>
-      <w:proofErr w:type="spellEnd"/>
-      <w:r>
-        <w:t xml:space="preserve"> dans du code, et cette </w:t>
-      </w:r>
-      <w:proofErr w:type="spellStart"/>
-      <w:r>
-        <w:t>meme</w:t>
-      </w:r>
-      <w:proofErr w:type="spellEnd"/>
-      <w:r>
-        <w:t xml:space="preserve"> politique nous a amené </w:t>
-      </w:r>
-      <w:proofErr w:type="gramStart"/>
-      <w:r>
-        <w:t>a</w:t>
-      </w:r>
-      <w:proofErr w:type="gramEnd"/>
-      <w:r>
-        <w:t xml:space="preserve"> vouloir adapter le </w:t>
-      </w:r>
-      <w:proofErr w:type="spellStart"/>
-      <w:r>
-        <w:t>theme</w:t>
-      </w:r>
-      <w:proofErr w:type="spellEnd"/>
-      <w:r>
-        <w:t xml:space="preserve"> NATURE en un jeu qui mettrait ce </w:t>
-      </w:r>
-      <w:proofErr w:type="spellStart"/>
-      <w:r>
-        <w:t>theme</w:t>
-      </w:r>
-      <w:proofErr w:type="spellEnd"/>
-      <w:r>
-        <w:t xml:space="preserve"> en avant. Mais comment comprendre la nature a travers un moment </w:t>
-      </w:r>
-      <w:proofErr w:type="spellStart"/>
-      <w:r>
-        <w:t>agreable</w:t>
-      </w:r>
-      <w:proofErr w:type="spellEnd"/>
-      <w:r>
-        <w:t xml:space="preserve"> ? La </w:t>
-      </w:r>
-      <w:proofErr w:type="spellStart"/>
-      <w:r>
-        <w:t>reponse</w:t>
-      </w:r>
-      <w:proofErr w:type="spellEnd"/>
-      <w:r>
-        <w:t xml:space="preserve"> nous est venue bien rapidement : un jeu éducatif. L’objectif est de laisser le joueur prendre du plaisir </w:t>
-      </w:r>
-      <w:proofErr w:type="spellStart"/>
-      <w:proofErr w:type="gramStart"/>
-      <w:r>
-        <w:t>a</w:t>
-      </w:r>
-      <w:proofErr w:type="spellEnd"/>
-      <w:proofErr w:type="gramEnd"/>
-      <w:r>
-        <w:t xml:space="preserve"> jouer, sans se rendre compte </w:t>
-      </w:r>
-      <w:proofErr w:type="spellStart"/>
-      <w:r>
-        <w:t>quil</w:t>
-      </w:r>
-      <w:proofErr w:type="spellEnd"/>
-      <w:r>
-        <w:t xml:space="preserve"> apprends en </w:t>
-      </w:r>
-      <w:proofErr w:type="spellStart"/>
-      <w:r>
-        <w:t>meme</w:t>
-      </w:r>
-      <w:proofErr w:type="spellEnd"/>
+      <w:r>
+        <w:t>apprend</w:t>
+      </w:r>
+      <w:r>
+        <w:t xml:space="preserve"> en </w:t>
+      </w:r>
+      <w:r>
+        <w:t>même</w:t>
+      </w:r>
       <w:r>
         <w:t xml:space="preserve"> temps : une </w:t>
       </w:r>
-      <w:proofErr w:type="spellStart"/>
-      <w:r>
-        <w:t>education</w:t>
-      </w:r>
-      <w:proofErr w:type="spellEnd"/>
+      <w:r>
+        <w:t>éducation</w:t>
+      </w:r>
       <w:r>
         <w:t xml:space="preserve"> subtile, mais durable (</w:t>
       </w:r>
-      <w:proofErr w:type="spellStart"/>
-      <w:r>
-        <w:t>aha</w:t>
-      </w:r>
-      <w:proofErr w:type="spellEnd"/>
+      <w:r>
+        <w:t>ahah</w:t>
+      </w:r>
       <w:r>
         <w:t xml:space="preserve"> le double sens).</w:t>
       </w:r>
@@ -161,11 +120,9 @@
       <w:r>
         <w:t>L’</w:t>
       </w:r>
-      <w:proofErr w:type="spellStart"/>
-      <w:r>
-        <w:t>equipe</w:t>
-      </w:r>
-      <w:proofErr w:type="spellEnd"/>
+      <w:r>
+        <w:t>équipe</w:t>
+      </w:r>
       <w:r>
         <w:t> :</w:t>
       </w:r>
@@ -173,66 +130,34 @@
     <w:p/>
     <w:p>
       <w:r>
-        <w:t xml:space="preserve">Le cœur, c’est Eva Perles et Christophe De Almeida !! Deux meilleurs amis de la classe de </w:t>
-      </w:r>
-      <w:proofErr w:type="spellStart"/>
-      <w:r>
-        <w:t>nsi</w:t>
-      </w:r>
-      <w:proofErr w:type="spellEnd"/>
-      <w:r>
-        <w:t>, qui n’ont jamais cessé d’entreprendre des projets ensemble !</w:t>
+        <w:t>Le cœur, c’est Eva Perles et Christophe De Almeida !! Deux meilleurs amis de la classe de nsi, qui n’ont jamais cessé d’entreprendre des projets ensemble !</w:t>
       </w:r>
     </w:p>
     <w:p>
       <w:r>
         <w:t xml:space="preserve">Mais nous ne pouvons pas donner tous les </w:t>
       </w:r>
-      <w:proofErr w:type="spellStart"/>
-      <w:r>
-        <w:t>credits</w:t>
-      </w:r>
-      <w:proofErr w:type="spellEnd"/>
+      <w:r>
+        <w:t>crédits</w:t>
+      </w:r>
       <w:r>
         <w:t xml:space="preserve"> aux deux </w:t>
       </w:r>
-      <w:proofErr w:type="spellStart"/>
-      <w:r>
-        <w:t>developpeur</w:t>
-      </w:r>
-      <w:proofErr w:type="spellEnd"/>
+      <w:r>
+        <w:t>développeurs</w:t>
+      </w:r>
       <w:r>
         <w:t xml:space="preserve"> : nous remercions </w:t>
       </w:r>
-      <w:proofErr w:type="spellStart"/>
-      <w:r>
-        <w:t>chaleuresement</w:t>
-      </w:r>
-      <w:proofErr w:type="spellEnd"/>
-      <w:r>
-        <w:t xml:space="preserve"> nos amis Louis </w:t>
-      </w:r>
-      <w:proofErr w:type="spellStart"/>
-      <w:r>
-        <w:t>vandevoorde</w:t>
-      </w:r>
-      <w:proofErr w:type="spellEnd"/>
-      <w:r>
-        <w:t xml:space="preserve"> (musicien), Augustin Louis (scénariste et graphiste), et </w:t>
-      </w:r>
-      <w:proofErr w:type="spellStart"/>
-      <w:r>
-        <w:t>Emka</w:t>
-      </w:r>
-      <w:proofErr w:type="spellEnd"/>
-      <w:r>
-        <w:t xml:space="preserve"> (graphiste) pour leur </w:t>
-      </w:r>
-      <w:proofErr w:type="spellStart"/>
-      <w:r>
-        <w:t>precieuses</w:t>
-      </w:r>
-      <w:proofErr w:type="spellEnd"/>
+      <w:r>
+        <w:t>chaleureusement</w:t>
+      </w:r>
+      <w:r>
+        <w:t xml:space="preserve"> nos amis Louis vandevoorde (musicien), Augustin Louis (scénariste et graphiste), et Emka (graphiste) pour leur </w:t>
+      </w:r>
+      <w:r>
+        <w:t>précieuses</w:t>
+      </w:r>
       <w:r>
         <w:t xml:space="preserve"> contributions au projet !</w:t>
       </w:r>
@@ -242,27 +167,21 @@
       <w:r>
         <w:t xml:space="preserve">Contributions de De </w:t>
       </w:r>
-      <w:proofErr w:type="spellStart"/>
-      <w:r>
-        <w:t>almeida</w:t>
-      </w:r>
-      <w:proofErr w:type="spellEnd"/>
+      <w:r>
+        <w:t>ALMEIDA</w:t>
+      </w:r>
       <w:r>
         <w:t xml:space="preserve"> </w:t>
       </w:r>
-      <w:proofErr w:type="spellStart"/>
-      <w:r>
-        <w:t>christophe</w:t>
-      </w:r>
-      <w:proofErr w:type="spellEnd"/>
+      <w:r>
+        <w:t>Christophe</w:t>
+      </w:r>
       <w:r>
         <w:t xml:space="preserve"> (</w:t>
       </w:r>
-      <w:proofErr w:type="spellStart"/>
-      <w:r>
-        <w:t>developpeur</w:t>
-      </w:r>
-      <w:proofErr w:type="spellEnd"/>
+      <w:r>
+        <w:t>développeur</w:t>
+      </w:r>
       <w:r>
         <w:t>)</w:t>
       </w:r>
@@ -278,19 +197,15 @@
           <w:numId w:val="3"/>
         </w:numPr>
       </w:pPr>
-      <w:proofErr w:type="spellStart"/>
-      <w:r>
-        <w:t>Programation</w:t>
-      </w:r>
-      <w:proofErr w:type="spellEnd"/>
+      <w:r>
+        <w:t>Programmation</w:t>
+      </w:r>
       <w:r>
         <w:t xml:space="preserve"> du main.py, LeafsHome.py, ShopHome.py, InventoryHome.py, Datacenter.py, Style.py, et de l’</w:t>
       </w:r>
-      <w:proofErr w:type="spellStart"/>
-      <w:r>
-        <w:t>entiereté</w:t>
-      </w:r>
-      <w:proofErr w:type="spellEnd"/>
+      <w:r>
+        <w:t>entièreté</w:t>
+      </w:r>
       <w:r>
         <w:t xml:space="preserve"> de l’épave en JavaScript.</w:t>
       </w:r>
@@ -303,21 +218,11 @@
           <w:numId w:val="3"/>
         </w:numPr>
       </w:pPr>
-      <w:proofErr w:type="spellStart"/>
-      <w:r>
-        <w:t>Co-createur</w:t>
-      </w:r>
-      <w:proofErr w:type="spellEnd"/>
-      <w:r>
-        <w:t xml:space="preserve"> de </w:t>
-      </w:r>
-      <w:proofErr w:type="spellStart"/>
-      <w:r>
-        <w:t>Leafy</w:t>
-      </w:r>
-      <w:proofErr w:type="spellEnd"/>
-      <w:r>
-        <w:t xml:space="preserve"> Life</w:t>
+      <w:r>
+        <w:t>Cocréateur</w:t>
+      </w:r>
+      <w:r>
+        <w:t xml:space="preserve"> de Leafy Life</w:t>
       </w:r>
     </w:p>
     <w:p>
@@ -327,11 +232,9 @@
       <w:r>
         <w:t xml:space="preserve"> (</w:t>
       </w:r>
-      <w:proofErr w:type="spellStart"/>
-      <w:r>
-        <w:t>developpeur</w:t>
-      </w:r>
-      <w:proofErr w:type="spellEnd"/>
+      <w:r>
+        <w:t>développeur</w:t>
+      </w:r>
       <w:r>
         <w:t>, chef de projet)</w:t>
       </w:r>
@@ -347,19 +250,12 @@
           <w:numId w:val="2"/>
         </w:numPr>
       </w:pPr>
-      <w:proofErr w:type="spellStart"/>
-      <w:r>
-        <w:t>Programation</w:t>
-      </w:r>
-      <w:proofErr w:type="spellEnd"/>
-      <w:r>
-        <w:t xml:space="preserve"> du fichier </w:t>
-      </w:r>
-      <w:proofErr w:type="spellStart"/>
-      <w:r>
-        <w:t>PlanetHome</w:t>
-      </w:r>
-      <w:proofErr w:type="spellEnd"/>
+      <w:r>
+        <w:t>Programmation</w:t>
+      </w:r>
+      <w:r>
+        <w:t xml:space="preserve"> du fichier PlanetHome</w:t>
+      </w:r>
       <w:r>
         <w:t>, Datacenter.py</w:t>
       </w:r>
@@ -375,11 +271,9 @@
       <w:r>
         <w:t>Management de l’</w:t>
       </w:r>
-      <w:proofErr w:type="spellStart"/>
-      <w:r>
-        <w:t>equipe</w:t>
-      </w:r>
-      <w:proofErr w:type="spellEnd"/>
+      <w:r>
+        <w:t>équipe</w:t>
+      </w:r>
       <w:r>
         <w:t>, communication, chef de projet</w:t>
       </w:r>
@@ -392,11 +286,9 @@
           <w:numId w:val="2"/>
         </w:numPr>
       </w:pPr>
-      <w:proofErr w:type="spellStart"/>
-      <w:r>
-        <w:t>Redaction</w:t>
-      </w:r>
-      <w:proofErr w:type="spellEnd"/>
+      <w:r>
+        <w:t>Rédaction</w:t>
+      </w:r>
       <w:r>
         <w:t xml:space="preserve"> des fichiers techniques</w:t>
       </w:r>
@@ -409,21 +301,11 @@
           <w:numId w:val="2"/>
         </w:numPr>
       </w:pPr>
-      <w:proofErr w:type="spellStart"/>
-      <w:r>
-        <w:t>Co-creatrice</w:t>
-      </w:r>
-      <w:proofErr w:type="spellEnd"/>
-      <w:r>
-        <w:t xml:space="preserve"> de </w:t>
-      </w:r>
-      <w:proofErr w:type="spellStart"/>
-      <w:r>
-        <w:t>Leafy</w:t>
-      </w:r>
-      <w:proofErr w:type="spellEnd"/>
-      <w:r>
-        <w:t xml:space="preserve"> Life</w:t>
+      <w:r>
+        <w:t>Cocréatrice</w:t>
+      </w:r>
+      <w:r>
+        <w:t xml:space="preserve"> de Leafy Life</w:t>
       </w:r>
     </w:p>
     <w:p/>
@@ -431,11 +313,9 @@
       <w:r>
         <w:t xml:space="preserve">La </w:t>
       </w:r>
-      <w:proofErr w:type="spellStart"/>
-      <w:r>
-        <w:t>repartition</w:t>
-      </w:r>
-      <w:proofErr w:type="spellEnd"/>
+      <w:r>
+        <w:t>répartition</w:t>
+      </w:r>
       <w:r>
         <w:t xml:space="preserve"> des taches</w:t>
       </w:r>
@@ -445,38 +325,30 @@
       <w:r>
         <w:t xml:space="preserve"> n’a pas été faite avant le </w:t>
       </w:r>
-      <w:proofErr w:type="spellStart"/>
-      <w:r>
-        <w:t>debut</w:t>
-      </w:r>
-      <w:proofErr w:type="spellEnd"/>
+      <w:r>
+        <w:t>début</w:t>
+      </w:r>
       <w:r>
         <w:t xml:space="preserve"> du projet, mais elle a eu une certaine existence basée sur le niveau de maitrise des </w:t>
       </w:r>
-      <w:proofErr w:type="spellStart"/>
-      <w:r>
-        <w:t>competences</w:t>
-      </w:r>
-      <w:proofErr w:type="spellEnd"/>
+      <w:r>
+        <w:t>compétences</w:t>
+      </w:r>
       <w:r>
         <w:t xml:space="preserve"> de chacun : Christophe pour tout ce qui est en lien avec les dictionnaires, tableaux, o</w:t>
       </w:r>
       <w:r>
         <w:t>rganisation du code et des données, Eva pour tout ce qui est lié à l’utilisation des modules, l’</w:t>
       </w:r>
-      <w:proofErr w:type="spellStart"/>
-      <w:r>
-        <w:t>implementation</w:t>
-      </w:r>
-      <w:proofErr w:type="spellEnd"/>
+      <w:r>
+        <w:t>implémentation</w:t>
+      </w:r>
       <w:r>
         <w:t xml:space="preserve"> des images, musique et du scenario, les petits programmes individuels qui ont des fonctions liées à la logique du jeu. Au niveau artistique et gestion, il était implicitement admis que chaque membre de l’</w:t>
       </w:r>
-      <w:proofErr w:type="spellStart"/>
-      <w:r>
-        <w:t>equipe</w:t>
-      </w:r>
-      <w:proofErr w:type="spellEnd"/>
+      <w:r>
+        <w:t>équipe</w:t>
+      </w:r>
       <w:r>
         <w:t xml:space="preserve"> a travaillé sur son domaine d’expertise.</w:t>
       </w:r>
@@ -489,11 +361,9 @@
         <w:lastRenderedPageBreak/>
         <w:t xml:space="preserve">Le temps passé sur le projet n’a pas été calculé </w:t>
       </w:r>
-      <w:proofErr w:type="spellStart"/>
-      <w:r>
-        <w:t>precisement</w:t>
-      </w:r>
-      <w:proofErr w:type="spellEnd"/>
+      <w:r>
+        <w:t>précisément</w:t>
+      </w:r>
       <w:r>
         <w:t xml:space="preserve"> varie selon les membres :</w:t>
       </w:r>
@@ -502,11 +372,9 @@
       <w:r>
         <w:t xml:space="preserve">Les </w:t>
       </w:r>
-      <w:proofErr w:type="spellStart"/>
-      <w:r>
-        <w:t>developpeurs</w:t>
-      </w:r>
-      <w:proofErr w:type="spellEnd"/>
+      <w:r>
+        <w:t>développeurs</w:t>
+      </w:r>
       <w:r>
         <w:t> : 1 mois au total, en</w:t>
       </w:r>
@@ -515,13 +383,8 @@
       </w:r>
     </w:p>
     <w:p>
-      <w:proofErr w:type="spellStart"/>
-      <w:r>
-        <w:t>Emka</w:t>
-      </w:r>
-      <w:proofErr w:type="spellEnd"/>
-      <w:r>
-        <w:t> : une semaine environ</w:t>
+      <w:r>
+        <w:t>Emka : une semaine environ</w:t>
       </w:r>
     </w:p>
     <w:p>
@@ -547,28 +410,270 @@
       <w:r>
         <w:t xml:space="preserve">Pre inscription au </w:t>
       </w:r>
-      <w:proofErr w:type="spellStart"/>
-      <w:r>
-        <w:t>trophee</w:t>
-      </w:r>
-      <w:proofErr w:type="spellEnd"/>
+      <w:r>
+        <w:t>trophée</w:t>
+      </w:r>
+      <w:r>
+        <w:t xml:space="preserve"> nsi et apprentissage du </w:t>
+      </w:r>
+      <w:r>
+        <w:t>thème</w:t>
+      </w:r>
+    </w:p>
+    <w:p>
+      <w:pPr>
+        <w:pStyle w:val="Paragraphedeliste"/>
+        <w:numPr>
+          <w:ilvl w:val="0"/>
+          <w:numId w:val="2"/>
+        </w:numPr>
+      </w:pPr>
+      <w:r>
+        <w:t>Réflexion</w:t>
+      </w:r>
+      <w:r>
+        <w:t xml:space="preserve"> sur les types de projets possibles et l’utilisation du </w:t>
+      </w:r>
+      <w:r>
+        <w:t>thème</w:t>
+      </w:r>
+    </w:p>
+    <w:p>
+      <w:pPr>
+        <w:pStyle w:val="Paragraphedeliste"/>
+        <w:numPr>
+          <w:ilvl w:val="0"/>
+          <w:numId w:val="2"/>
+        </w:numPr>
+      </w:pPr>
+      <w:r>
+        <w:t>Schématisation</w:t>
+      </w:r>
+      <w:r>
+        <w:t xml:space="preserve"> sur papier du concept de Leafy Life et choix du nom</w:t>
+      </w:r>
+    </w:p>
+    <w:p>
+      <w:pPr>
+        <w:pStyle w:val="Paragraphedeliste"/>
+        <w:numPr>
+          <w:ilvl w:val="0"/>
+          <w:numId w:val="2"/>
+        </w:numPr>
+      </w:pPr>
+      <w:r>
+        <w:t xml:space="preserve">Mise en place d’un environnement de travail sur vs code et </w:t>
+      </w:r>
+      <w:r>
+        <w:t>début</w:t>
+      </w:r>
+      <w:r>
+        <w:t xml:space="preserve"> de la programmation en javascript, html et </w:t>
+      </w:r>
+      <w:r>
+        <w:t>ccs</w:t>
+      </w:r>
+      <w:r>
+        <w:t xml:space="preserve"> (</w:t>
+      </w:r>
+      <w:r>
+        <w:t>Décembre</w:t>
+      </w:r>
+      <w:r>
+        <w:t xml:space="preserve"> – Janvier)</w:t>
+      </w:r>
+    </w:p>
+    <w:p>
+      <w:pPr>
+        <w:pStyle w:val="Paragraphedeliste"/>
+        <w:numPr>
+          <w:ilvl w:val="0"/>
+          <w:numId w:val="2"/>
+        </w:numPr>
+      </w:pPr>
+      <w:r>
+        <w:t>Composition des musiques</w:t>
+      </w:r>
+    </w:p>
+    <w:p>
+      <w:pPr>
+        <w:pStyle w:val="Paragraphedeliste"/>
+        <w:numPr>
+          <w:ilvl w:val="0"/>
+          <w:numId w:val="2"/>
+        </w:numPr>
+      </w:pPr>
+      <w:r>
+        <w:t xml:space="preserve">Prise de </w:t>
+      </w:r>
+      <w:r>
+        <w:t>connaissance</w:t>
+      </w:r>
+      <w:r>
+        <w:t xml:space="preserve"> de l’interdiction de l’utilisation des langages web comme cœur du projet (</w:t>
+      </w:r>
+      <w:r>
+        <w:t>Février</w:t>
+      </w:r>
+      <w:r>
+        <w:t>)</w:t>
+      </w:r>
+    </w:p>
+    <w:p>
+      <w:pPr>
+        <w:pStyle w:val="Paragraphedeliste"/>
+        <w:numPr>
+          <w:ilvl w:val="0"/>
+          <w:numId w:val="2"/>
+        </w:numPr>
+      </w:pPr>
+      <w:r>
+        <w:t xml:space="preserve">Transfert du code de javascript a python, prise en main du module flet (fin </w:t>
+      </w:r>
+      <w:r>
+        <w:t>Février</w:t>
+      </w:r>
+      <w:r>
+        <w:t>)</w:t>
+      </w:r>
+    </w:p>
+    <w:p>
+      <w:pPr>
+        <w:pStyle w:val="Paragraphedeliste"/>
+        <w:numPr>
+          <w:ilvl w:val="0"/>
+          <w:numId w:val="2"/>
+        </w:numPr>
+      </w:pPr>
+      <w:r>
+        <w:t>Continuation du programme</w:t>
+      </w:r>
+      <w:r>
+        <w:t xml:space="preserve"> et production des dessins et du scenario</w:t>
+      </w:r>
+    </w:p>
+    <w:p>
+      <w:pPr>
+        <w:pStyle w:val="Paragraphedeliste"/>
+        <w:numPr>
+          <w:ilvl w:val="0"/>
+          <w:numId w:val="2"/>
+        </w:numPr>
+      </w:pPr>
+      <w:r>
+        <w:t>Implémentation</w:t>
+      </w:r>
+      <w:r>
+        <w:t xml:space="preserve"> de tous les assets et du scenario dans le code (mars)</w:t>
+      </w:r>
+    </w:p>
+    <w:p>
+      <w:pPr>
+        <w:pStyle w:val="Paragraphedeliste"/>
+        <w:numPr>
+          <w:ilvl w:val="0"/>
+          <w:numId w:val="2"/>
+        </w:numPr>
+      </w:pPr>
+      <w:r>
+        <w:t>Finitions et rendu du projet (fin mars)</w:t>
+      </w:r>
+    </w:p>
+    <w:p/>
+    <w:p>
+      <w:r>
+        <w:t>Opérationnalité</w:t>
+      </w:r>
+      <w:r>
+        <w:t xml:space="preserve"> et fonctionnement :</w:t>
+      </w:r>
+    </w:p>
+    <w:p/>
+    <w:p>
+      <w:pPr>
+        <w:pStyle w:val="Paragraphedeliste"/>
+        <w:numPr>
+          <w:ilvl w:val="0"/>
+          <w:numId w:val="2"/>
+        </w:numPr>
+      </w:pPr>
+      <w:r>
+        <w:t xml:space="preserve">Projet fini lors du </w:t>
+      </w:r>
+      <w:r>
+        <w:t>dépôt</w:t>
+      </w:r>
+      <w:r>
+        <w:t> ?</w:t>
+      </w:r>
+    </w:p>
+    <w:p>
+      <w:pPr>
+        <w:pStyle w:val="Paragraphedeliste"/>
+        <w:numPr>
+          <w:ilvl w:val="0"/>
+          <w:numId w:val="2"/>
+        </w:numPr>
+      </w:pPr>
+      <w:r>
+        <w:t xml:space="preserve">Lancement du jeu pour </w:t>
+      </w:r>
+      <w:r>
+        <w:t>vérifier</w:t>
+      </w:r>
+      <w:r>
+        <w:t xml:space="preserve"> l’absence de bugs, testage complet du jeu par le petit </w:t>
+      </w:r>
+      <w:r>
+        <w:t>frère</w:t>
+      </w:r>
+    </w:p>
+    <w:p>
+      <w:pPr>
+        <w:pStyle w:val="Paragraphedeliste"/>
+        <w:numPr>
+          <w:ilvl w:val="0"/>
+          <w:numId w:val="2"/>
+        </w:numPr>
+      </w:pPr>
+      <w:r>
+        <w:t xml:space="preserve">(Javascript </w:t>
+      </w:r>
+      <w:r>
+        <w:t>passage</w:t>
+      </w:r>
+      <w:r>
+        <w:t>), passage d</w:t>
+      </w:r>
+      <w:r>
+        <w:t>’</w:t>
+      </w:r>
+      <w:r>
+        <w:t xml:space="preserve">un ordi a un autre, placement des </w:t>
+      </w:r>
+      <w:r>
+        <w:t>objets au bons endroits et adaptabilité à la taille de l’</w:t>
+      </w:r>
+      <w:r>
+        <w:t>écran</w:t>
+      </w:r>
+      <w:r>
+        <w:t>/</w:t>
+      </w:r>
+      <w:r>
+        <w:t>fenêtre</w:t>
+      </w:r>
       <w:r>
         <w:t xml:space="preserve"> </w:t>
       </w:r>
-      <w:proofErr w:type="spellStart"/>
-      <w:r>
-        <w:t>nsi</w:t>
-      </w:r>
-      <w:proofErr w:type="spellEnd"/>
-      <w:r>
-        <w:t xml:space="preserve"> et apprentissage du </w:t>
-      </w:r>
-      <w:proofErr w:type="spellStart"/>
-      <w:r>
-        <w:t>theme</w:t>
-      </w:r>
-      <w:proofErr w:type="spellEnd"/>
-    </w:p>
+    </w:p>
+    <w:p/>
+    <w:p>
+      <w:r>
+        <w:t>Ouverture :</w:t>
+      </w:r>
+    </w:p>
+    <w:p/>
     <w:p>
       <w:pPr>
         <w:pStyle w:val="Paragraphedeliste"/>
@@ -577,312 +682,12 @@
           <w:numId w:val="2"/>
         </w:numPr>
       </w:pPr>
-      <w:proofErr w:type="spellStart"/>
-      <w:r>
-        <w:t>Reflexion</w:t>
-      </w:r>
-      <w:proofErr w:type="spellEnd"/>
-      <w:r>
-        <w:t xml:space="preserve"> sur les types de projets possibles et l’utilisation du </w:t>
-      </w:r>
-      <w:proofErr w:type="spellStart"/>
-      <w:r>
-        <w:t>theme</w:t>
-      </w:r>
-      <w:proofErr w:type="spellEnd"/>
-    </w:p>
-    <w:p>
-      <w:pPr>
-        <w:pStyle w:val="Paragraphedeliste"/>
-        <w:numPr>
-          <w:ilvl w:val="0"/>
-          <w:numId w:val="2"/>
-        </w:numPr>
-      </w:pPr>
-      <w:proofErr w:type="spellStart"/>
-      <w:r>
-        <w:t>Schematisation</w:t>
-      </w:r>
-      <w:proofErr w:type="spellEnd"/>
-      <w:r>
-        <w:t xml:space="preserve"> sur papier du concept de </w:t>
-      </w:r>
-      <w:proofErr w:type="spellStart"/>
-      <w:r>
-        <w:t>Leafy</w:t>
-      </w:r>
-      <w:proofErr w:type="spellEnd"/>
-      <w:r>
-        <w:t xml:space="preserve"> Life et choix du nom</w:t>
-      </w:r>
-    </w:p>
-    <w:p>
-      <w:pPr>
-        <w:pStyle w:val="Paragraphedeliste"/>
-        <w:numPr>
-          <w:ilvl w:val="0"/>
-          <w:numId w:val="2"/>
-        </w:numPr>
-      </w:pPr>
-      <w:r>
-        <w:t xml:space="preserve">Mise en place d’un environnement de travail sur vs code et </w:t>
-      </w:r>
-      <w:proofErr w:type="spellStart"/>
-      <w:r>
-        <w:t>debut</w:t>
-      </w:r>
-      <w:proofErr w:type="spellEnd"/>
-      <w:r>
-        <w:t xml:space="preserve"> de la programmation en javascript, html et </w:t>
-      </w:r>
-      <w:proofErr w:type="spellStart"/>
-      <w:r>
-        <w:t>css</w:t>
-      </w:r>
-      <w:proofErr w:type="spellEnd"/>
-      <w:r>
-        <w:t xml:space="preserve"> (</w:t>
-      </w:r>
-      <w:proofErr w:type="spellStart"/>
-      <w:r>
-        <w:t>Decembre</w:t>
-      </w:r>
-      <w:proofErr w:type="spellEnd"/>
-      <w:r>
-        <w:t xml:space="preserve"> – Janvier)</w:t>
-      </w:r>
-    </w:p>
-    <w:p>
-      <w:pPr>
-        <w:pStyle w:val="Paragraphedeliste"/>
-        <w:numPr>
-          <w:ilvl w:val="0"/>
-          <w:numId w:val="2"/>
-        </w:numPr>
-      </w:pPr>
-      <w:r>
-        <w:t>Composition des musiques</w:t>
-      </w:r>
-    </w:p>
-    <w:p>
-      <w:pPr>
-        <w:pStyle w:val="Paragraphedeliste"/>
-        <w:numPr>
-          <w:ilvl w:val="0"/>
-          <w:numId w:val="2"/>
-        </w:numPr>
-      </w:pPr>
-      <w:r>
-        <w:t xml:space="preserve">Prise de </w:t>
-      </w:r>
-      <w:proofErr w:type="spellStart"/>
-      <w:r>
-        <w:t>connaissence</w:t>
-      </w:r>
-      <w:proofErr w:type="spellEnd"/>
-      <w:r>
-        <w:t xml:space="preserve"> de l’interdiction de l’utilisation des langages web comme cœur du projet (</w:t>
-      </w:r>
-      <w:proofErr w:type="spellStart"/>
-      <w:r>
-        <w:t>Fevrier</w:t>
-      </w:r>
-      <w:proofErr w:type="spellEnd"/>
-      <w:r>
-        <w:t>)</w:t>
-      </w:r>
-    </w:p>
-    <w:p>
-      <w:pPr>
-        <w:pStyle w:val="Paragraphedeliste"/>
-        <w:numPr>
-          <w:ilvl w:val="0"/>
-          <w:numId w:val="2"/>
-        </w:numPr>
-      </w:pPr>
-      <w:r>
-        <w:t xml:space="preserve">Transfert du code de javascript a python, prise en main du module flet (fin </w:t>
-      </w:r>
-      <w:proofErr w:type="spellStart"/>
-      <w:r>
-        <w:t>Fevrier</w:t>
-      </w:r>
-      <w:proofErr w:type="spellEnd"/>
-      <w:r>
-        <w:t>)</w:t>
-      </w:r>
-    </w:p>
-    <w:p>
-      <w:pPr>
-        <w:pStyle w:val="Paragraphedeliste"/>
-        <w:numPr>
-          <w:ilvl w:val="0"/>
-          <w:numId w:val="2"/>
-        </w:numPr>
-      </w:pPr>
-      <w:r>
-        <w:t>Continuation du programme</w:t>
-      </w:r>
-      <w:r>
-        <w:t xml:space="preserve"> et production des dessins et du scenario</w:t>
-      </w:r>
-    </w:p>
-    <w:p>
-      <w:pPr>
-        <w:pStyle w:val="Paragraphedeliste"/>
-        <w:numPr>
-          <w:ilvl w:val="0"/>
-          <w:numId w:val="2"/>
-        </w:numPr>
-      </w:pPr>
-      <w:proofErr w:type="spellStart"/>
-      <w:r>
-        <w:t>Implementation</w:t>
-      </w:r>
-      <w:proofErr w:type="spellEnd"/>
-      <w:r>
-        <w:t xml:space="preserve"> de tous les assets et du scenario dans le code (mars)</w:t>
-      </w:r>
-    </w:p>
-    <w:p>
-      <w:pPr>
-        <w:pStyle w:val="Paragraphedeliste"/>
-        <w:numPr>
-          <w:ilvl w:val="0"/>
-          <w:numId w:val="2"/>
-        </w:numPr>
-      </w:pPr>
-      <w:r>
-        <w:t>Finitions et rendu du projet (fin mars)</w:t>
-      </w:r>
-    </w:p>
-    <w:p/>
-    <w:p>
-      <w:proofErr w:type="spellStart"/>
-      <w:r>
-        <w:t>Operationnalité</w:t>
-      </w:r>
-      <w:proofErr w:type="spellEnd"/>
-      <w:r>
-        <w:t xml:space="preserve"> et fonctionnement :</w:t>
-      </w:r>
-    </w:p>
-    <w:p/>
-    <w:p>
-      <w:pPr>
-        <w:pStyle w:val="Paragraphedeliste"/>
-        <w:numPr>
-          <w:ilvl w:val="0"/>
-          <w:numId w:val="2"/>
-        </w:numPr>
-      </w:pPr>
-      <w:r>
-        <w:t xml:space="preserve">Projet fini lors du </w:t>
-      </w:r>
-      <w:proofErr w:type="spellStart"/>
-      <w:r>
-        <w:t>depot</w:t>
-      </w:r>
-      <w:proofErr w:type="spellEnd"/>
-      <w:r>
-        <w:t> ?</w:t>
-      </w:r>
-    </w:p>
-    <w:p>
-      <w:pPr>
-        <w:pStyle w:val="Paragraphedeliste"/>
-        <w:numPr>
-          <w:ilvl w:val="0"/>
-          <w:numId w:val="2"/>
-        </w:numPr>
-      </w:pPr>
-      <w:r>
-        <w:t xml:space="preserve">Lancement du jeu pour </w:t>
-      </w:r>
-      <w:proofErr w:type="spellStart"/>
-      <w:r>
-        <w:t>verifier</w:t>
-      </w:r>
-      <w:proofErr w:type="spellEnd"/>
-      <w:r>
-        <w:t xml:space="preserve"> l’absence de bugs, testage complet du jeu par le petit </w:t>
-      </w:r>
-      <w:proofErr w:type="spellStart"/>
-      <w:r>
-        <w:t>frere</w:t>
-      </w:r>
-      <w:proofErr w:type="spellEnd"/>
-    </w:p>
-    <w:p>
-      <w:pPr>
-        <w:pStyle w:val="Paragraphedeliste"/>
-        <w:numPr>
-          <w:ilvl w:val="0"/>
-          <w:numId w:val="2"/>
-        </w:numPr>
-      </w:pPr>
-      <w:r>
-        <w:t xml:space="preserve">(Javascript </w:t>
-      </w:r>
-      <w:proofErr w:type="spellStart"/>
-      <w:r>
-        <w:t>passsage</w:t>
-      </w:r>
-      <w:proofErr w:type="spellEnd"/>
-      <w:r>
-        <w:t xml:space="preserve">), passage </w:t>
-      </w:r>
-      <w:proofErr w:type="spellStart"/>
-      <w:r>
-        <w:t>dun</w:t>
-      </w:r>
-      <w:proofErr w:type="spellEnd"/>
-      <w:r>
-        <w:t xml:space="preserve"> ordi a un autre, placement des </w:t>
-      </w:r>
-      <w:r>
-        <w:t>objets au bons endroits et adaptabilité à la taille de l’</w:t>
-      </w:r>
-      <w:proofErr w:type="spellStart"/>
-      <w:r>
-        <w:t>ecran</w:t>
-      </w:r>
-      <w:proofErr w:type="spellEnd"/>
-      <w:r>
-        <w:t>/</w:t>
-      </w:r>
-      <w:proofErr w:type="spellStart"/>
-      <w:r>
-        <w:t>fenetre</w:t>
-      </w:r>
-      <w:proofErr w:type="spellEnd"/>
-      <w:r>
-        <w:t xml:space="preserve"> </w:t>
-      </w:r>
-    </w:p>
-    <w:p/>
-    <w:p>
-      <w:r>
-        <w:t>Ouverture :</w:t>
-      </w:r>
-    </w:p>
-    <w:p/>
-    <w:p>
-      <w:pPr>
-        <w:pStyle w:val="Paragraphedeliste"/>
-        <w:numPr>
-          <w:ilvl w:val="0"/>
-          <w:numId w:val="2"/>
-        </w:numPr>
-      </w:pPr>
       <w:r>
         <w:t xml:space="preserve">On le fera </w:t>
       </w:r>
-      <w:proofErr w:type="gramStart"/>
-      <w:r>
-        <w:t>a</w:t>
-      </w:r>
-      <w:proofErr w:type="gramEnd"/>
+      <w:r>
+        <w:t>à</w:t>
+      </w:r>
       <w:r>
         <w:t xml:space="preserve"> la fin quand on sera nostalgique</w:t>
       </w:r>

--- a/Presentation.docx
+++ b/Presentation.docx
@@ -1,6 +1,6 @@
 
 <file path=word/document.xml><?xml version="1.0" encoding="utf-8"?>
-<w:document xmlns:wpc="http://schemas.microsoft.com/office/word/2010/wordprocessingCanvas" xmlns:cx="http://schemas.microsoft.com/office/drawing/2014/chartex" xmlns:cx1="http://schemas.microsoft.com/office/drawing/2015/9/8/chartex" xmlns:cx2="http://schemas.microsoft.com/office/drawing/2015/10/21/chartex" xmlns:cx3="http://schemas.microsoft.com/office/drawing/2016/5/9/chartex" xmlns:cx4="http://schemas.microsoft.com/office/drawing/2016/5/10/chartex" xmlns:cx5="http://schemas.microsoft.com/office/drawing/2016/5/11/chartex" xmlns:cx6="http://schemas.microsoft.com/office/drawing/2016/5/12/chartex" xmlns:cx7="http://schemas.microsoft.com/office/drawing/2016/5/13/chartex" xmlns:cx8="http://schemas.microsoft.com/office/drawing/2016/5/14/chartex" xmlns:mc="http://schemas.openxmlformats.org/markup-compatibility/2006" xmlns:aink="http://schemas.microsoft.com/office/drawing/2016/ink" xmlns:am3d="http://schemas.microsoft.com/office/drawing/2017/model3d" xmlns:o="urn:schemas-microsoft-com:office:office" xmlns:r="http://schemas.openxmlformats.org/officeDocument/2006/relationships" xmlns:m="http://schemas.openxmlformats.org/officeDocument/2006/math" xmlns:v="urn:schemas-microsoft-com:vml" xmlns:wp14="http://schemas.microsoft.com/office/word/2010/wordprocessingDrawing" xmlns:wp="http://schemas.openxmlformats.org/drawingml/2006/wordprocessingDrawing" xmlns:w10="urn:schemas-microsoft-com:office:word" xmlns:w="http://schemas.openxmlformats.org/wordprocessingml/2006/main" xmlns:w14="http://schemas.microsoft.com/office/word/2010/wordml" xmlns:w15="http://schemas.microsoft.com/office/word/2012/wordml" xmlns:w16cex="http://schemas.microsoft.com/office/word/2018/wordml/cex" xmlns:w16cid="http://schemas.microsoft.com/office/word/2016/wordml/cid" xmlns:w16="http://schemas.microsoft.com/office/word/2018/wordml" xmlns:w16sdtdh="http://schemas.microsoft.com/office/word/2020/wordml/sdtdatahash" xmlns:w16se="http://schemas.microsoft.com/office/word/2015/wordml/symex" xmlns:wpg="http://schemas.microsoft.com/office/word/2010/wordprocessingGroup" xmlns:wpi="http://schemas.microsoft.com/office/word/2010/wordprocessingInk" xmlns:wne="http://schemas.microsoft.com/office/word/2006/wordml" xmlns:wps="http://schemas.microsoft.com/office/word/2010/wordprocessingShape" mc:Ignorable="w14 w15 w16se w16cid w16 w16cex w16sdtdh wp14">
+<w:document xmlns:wpc="http://schemas.microsoft.com/office/word/2010/wordprocessingCanvas" xmlns:cx="http://schemas.microsoft.com/office/drawing/2014/chartex" xmlns:cx1="http://schemas.microsoft.com/office/drawing/2015/9/8/chartex" xmlns:cx2="http://schemas.microsoft.com/office/drawing/2015/10/21/chartex" xmlns:cx3="http://schemas.microsoft.com/office/drawing/2016/5/9/chartex" xmlns:cx4="http://schemas.microsoft.com/office/drawing/2016/5/10/chartex" xmlns:cx5="http://schemas.microsoft.com/office/drawing/2016/5/11/chartex" xmlns:cx6="http://schemas.microsoft.com/office/drawing/2016/5/12/chartex" xmlns:cx7="http://schemas.microsoft.com/office/drawing/2016/5/13/chartex" xmlns:cx8="http://schemas.microsoft.com/office/drawing/2016/5/14/chartex" xmlns:mc="http://schemas.openxmlformats.org/markup-compatibility/2006" xmlns:aink="http://schemas.microsoft.com/office/drawing/2016/ink" xmlns:am3d="http://schemas.microsoft.com/office/drawing/2017/model3d" xmlns:o="urn:schemas-microsoft-com:office:office" xmlns:oel="http://schemas.microsoft.com/office/2019/extlst" xmlns:r="http://schemas.openxmlformats.org/officeDocument/2006/relationships" xmlns:m="http://schemas.openxmlformats.org/officeDocument/2006/math" xmlns:v="urn:schemas-microsoft-com:vml" xmlns:wp14="http://schemas.microsoft.com/office/word/2010/wordprocessingDrawing" xmlns:wp="http://schemas.openxmlformats.org/drawingml/2006/wordprocessingDrawing" xmlns:w10="urn:schemas-microsoft-com:office:word" xmlns:w="http://schemas.openxmlformats.org/wordprocessingml/2006/main" xmlns:w14="http://schemas.microsoft.com/office/word/2010/wordml" xmlns:w15="http://schemas.microsoft.com/office/word/2012/wordml" xmlns:w16cex="http://schemas.microsoft.com/office/word/2018/wordml/cex" xmlns:w16cid="http://schemas.microsoft.com/office/word/2016/wordml/cid" xmlns:w16="http://schemas.microsoft.com/office/word/2018/wordml" xmlns:w16du="http://schemas.microsoft.com/office/word/2023/wordml/word16du" xmlns:w16sdtdh="http://schemas.microsoft.com/office/word/2020/wordml/sdtdatahash" xmlns:w16sdtfl="http://schemas.microsoft.com/office/word/2024/wordml/sdtformatlock" xmlns:w16se="http://schemas.microsoft.com/office/word/2015/wordml/symex" xmlns:wpg="http://schemas.microsoft.com/office/word/2010/wordprocessingGroup" xmlns:wpi="http://schemas.microsoft.com/office/word/2010/wordprocessingInk" xmlns:wne="http://schemas.microsoft.com/office/word/2006/wordml" xmlns:wps="http://schemas.microsoft.com/office/word/2010/wordprocessingShape" mc:Ignorable="w14 w15 w16se w16cid w16 w16cex w16sdtdh w16sdtfl w16du wp14">
   <w:body>
     <w:p>
       <w:r>
@@ -546,10 +546,28 @@
         </w:numPr>
       </w:pPr>
       <w:r>
-        <w:t>Continuation du programme</w:t>
-      </w:r>
-      <w:r>
-        <w:t xml:space="preserve"> et production des dessins et du scenario</w:t>
+        <w:t>Poursuite</w:t>
+      </w:r>
+      <w:r>
+        <w:t xml:space="preserve"> </w:t>
+      </w:r>
+      <w:r>
+        <w:t>de la</w:t>
+      </w:r>
+      <w:r>
+        <w:t xml:space="preserve"> programm</w:t>
+      </w:r>
+      <w:r>
+        <w:t>ation</w:t>
+      </w:r>
+      <w:r>
+        <w:t xml:space="preserve"> et</w:t>
+      </w:r>
+      <w:r>
+        <w:t xml:space="preserve"> de la </w:t>
+      </w:r>
+      <w:r>
+        <w:t xml:space="preserve"> production des dessins et du scenario</w:t>
       </w:r>
     </w:p>
     <w:p>
@@ -637,13 +655,106 @@
         </w:numPr>
       </w:pPr>
       <w:r>
-        <w:t xml:space="preserve">(Javascript </w:t>
-      </w:r>
-      <w:r>
-        <w:t>passage</w:t>
-      </w:r>
-      <w:r>
-        <w:t>), passage d</w:t>
+        <w:t>(</w:t>
+      </w:r>
+      <w:r>
+        <w:t>Pour transférer le projet d’un modèle web à un modèle python nous avons procédé en plusieurs étapes :</w:t>
+      </w:r>
+    </w:p>
+    <w:p>
+      <w:pPr>
+        <w:pStyle w:val="Paragraphedeliste"/>
+        <w:numPr>
+          <w:ilvl w:val="1"/>
+          <w:numId w:val="2"/>
+        </w:numPr>
+      </w:pPr>
+      <w:r>
+        <w:t>Relire la structuration du code : Le projet étant en web il se composé de trois type</w:t>
+      </w:r>
+      <w:r>
+        <w:t>s</w:t>
+      </w:r>
+      <w:r>
+        <w:t xml:space="preserve"> de fichiers (HTML, JavaScript et CSS), ainsi nous avons gardé une logique similaire dans le transfert vers python : </w:t>
+      </w:r>
+    </w:p>
+    <w:p>
+      <w:pPr>
+        <w:pStyle w:val="Paragraphedeliste"/>
+        <w:numPr>
+          <w:ilvl w:val="2"/>
+          <w:numId w:val="2"/>
+        </w:numPr>
+      </w:pPr>
+      <w:r>
+        <w:t>Un fichier qui rassemble les palettes de données et la gestion des informations : dossier « data » -&gt; datacenter.py</w:t>
+      </w:r>
+    </w:p>
+    <w:p>
+      <w:pPr>
+        <w:pStyle w:val="Paragraphedeliste"/>
+        <w:numPr>
+          <w:ilvl w:val="2"/>
+          <w:numId w:val="2"/>
+        </w:numPr>
+      </w:pPr>
+      <w:r>
+        <w:t>Un fichier qui rassemble les couleurs du jeu et quelques styles : global.css -&gt; style.py</w:t>
+      </w:r>
+    </w:p>
+    <w:p>
+      <w:pPr>
+        <w:pStyle w:val="Paragraphedeliste"/>
+        <w:numPr>
+          <w:ilvl w:val="2"/>
+          <w:numId w:val="2"/>
+        </w:numPr>
+      </w:pPr>
+      <w:r>
+        <w:t>Les fichiers qui s’occupent de l’affichage des données de façon utilisable par le joueur : dossier « screens » -&gt; leafsHome.py + shopHome.py + inventoryHome.py. L’interface de planetHome n’étant pas encore implémenté à cette époque nous n’avons pas eu besoin de faire le transfert</w:t>
+      </w:r>
+    </w:p>
+    <w:p>
+      <w:pPr>
+        <w:pStyle w:val="Paragraphedeliste"/>
+        <w:numPr>
+          <w:ilvl w:val="1"/>
+          <w:numId w:val="2"/>
+        </w:numPr>
+      </w:pPr>
+      <w:r>
+        <w:t xml:space="preserve">Trouver un module viable : Nous étions parties sur l’idée d’utilisé pygame dès le début du projet mais nous avions abandonné au vu des limitations qu’il pouvait présenter. Nous avons donc opté pour une interface graphique initialement dédiés à des simples fenêtres graphiques, car ce fut la solution qui se rapprochait le plus d’un </w:t>
+      </w:r>
+      <w:r>
+        <w:lastRenderedPageBreak/>
+        <w:t>codage web. Cette solution nous a éviter de prendre trop de temps à reprendre en main un nouveau support pour coder.</w:t>
+      </w:r>
+    </w:p>
+    <w:p>
+      <w:pPr>
+        <w:pStyle w:val="Paragraphedeliste"/>
+      </w:pPr>
+      <w:r>
+        <w:t>Nous avons ainsi réussi à transférer l’ensemble du projet d’un modèle web à un modèle python.</w:t>
+      </w:r>
+      <w:r>
+        <w:t>)</w:t>
+      </w:r>
+    </w:p>
+    <w:p>
+      <w:pPr>
+        <w:pStyle w:val="Paragraphedeliste"/>
+        <w:numPr>
+          <w:ilvl w:val="0"/>
+          <w:numId w:val="2"/>
+        </w:numPr>
+      </w:pPr>
+      <w:r>
+        <w:t>P</w:t>
+      </w:r>
+      <w:r>
+        <w:t>assage d</w:t>
       </w:r>
       <w:r>
         <w:t>’</w:t>
@@ -705,7 +816,7 @@
 </file>
 
 <file path=word/numbering.xml><?xml version="1.0" encoding="utf-8"?>
-<w:numbering xmlns:wpc="http://schemas.microsoft.com/office/word/2010/wordprocessingCanvas" xmlns:cx="http://schemas.microsoft.com/office/drawing/2014/chartex" xmlns:cx1="http://schemas.microsoft.com/office/drawing/2015/9/8/chartex" xmlns:cx2="http://schemas.microsoft.com/office/drawing/2015/10/21/chartex" xmlns:cx3="http://schemas.microsoft.com/office/drawing/2016/5/9/chartex" xmlns:cx4="http://schemas.microsoft.com/office/drawing/2016/5/10/chartex" xmlns:cx5="http://schemas.microsoft.com/office/drawing/2016/5/11/chartex" xmlns:cx6="http://schemas.microsoft.com/office/drawing/2016/5/12/chartex" xmlns:cx7="http://schemas.microsoft.com/office/drawing/2016/5/13/chartex" xmlns:cx8="http://schemas.microsoft.com/office/drawing/2016/5/14/chartex" xmlns:mc="http://schemas.openxmlformats.org/markup-compatibility/2006" xmlns:aink="http://schemas.microsoft.com/office/drawing/2016/ink" xmlns:am3d="http://schemas.microsoft.com/office/drawing/2017/model3d" xmlns:o="urn:schemas-microsoft-com:office:office" xmlns:r="http://schemas.openxmlformats.org/officeDocument/2006/relationships" xmlns:m="http://schemas.openxmlformats.org/officeDocument/2006/math" xmlns:v="urn:schemas-microsoft-com:vml" xmlns:wp14="http://schemas.microsoft.com/office/word/2010/wordprocessingDrawing" xmlns:wp="http://schemas.openxmlformats.org/drawingml/2006/wordprocessingDrawing" xmlns:w10="urn:schemas-microsoft-com:office:word" xmlns:w="http://schemas.openxmlformats.org/wordprocessingml/2006/main" xmlns:w14="http://schemas.microsoft.com/office/word/2010/wordml" xmlns:w15="http://schemas.microsoft.com/office/word/2012/wordml" xmlns:w16cex="http://schemas.microsoft.com/office/word/2018/wordml/cex" xmlns:w16cid="http://schemas.microsoft.com/office/word/2016/wordml/cid" xmlns:w16="http://schemas.microsoft.com/office/word/2018/wordml" xmlns:w16sdtdh="http://schemas.microsoft.com/office/word/2020/wordml/sdtdatahash" xmlns:w16se="http://schemas.microsoft.com/office/word/2015/wordml/symex" xmlns:wpg="http://schemas.microsoft.com/office/word/2010/wordprocessingGroup" xmlns:wpi="http://schemas.microsoft.com/office/word/2010/wordprocessingInk" xmlns:wne="http://schemas.microsoft.com/office/word/2006/wordml" xmlns:wps="http://schemas.microsoft.com/office/word/2010/wordprocessingShape" mc:Ignorable="w14 w15 w16se w16cid w16 w16cex w16sdtdh wp14">
+<w:numbering xmlns:wpc="http://schemas.microsoft.com/office/word/2010/wordprocessingCanvas" xmlns:cx="http://schemas.microsoft.com/office/drawing/2014/chartex" xmlns:cx1="http://schemas.microsoft.com/office/drawing/2015/9/8/chartex" xmlns:cx2="http://schemas.microsoft.com/office/drawing/2015/10/21/chartex" xmlns:cx3="http://schemas.microsoft.com/office/drawing/2016/5/9/chartex" xmlns:cx4="http://schemas.microsoft.com/office/drawing/2016/5/10/chartex" xmlns:cx5="http://schemas.microsoft.com/office/drawing/2016/5/11/chartex" xmlns:cx6="http://schemas.microsoft.com/office/drawing/2016/5/12/chartex" xmlns:cx7="http://schemas.microsoft.com/office/drawing/2016/5/13/chartex" xmlns:cx8="http://schemas.microsoft.com/office/drawing/2016/5/14/chartex" xmlns:mc="http://schemas.openxmlformats.org/markup-compatibility/2006" xmlns:aink="http://schemas.microsoft.com/office/drawing/2016/ink" xmlns:am3d="http://schemas.microsoft.com/office/drawing/2017/model3d" xmlns:o="urn:schemas-microsoft-com:office:office" xmlns:oel="http://schemas.microsoft.com/office/2019/extlst" xmlns:r="http://schemas.openxmlformats.org/officeDocument/2006/relationships" xmlns:m="http://schemas.openxmlformats.org/officeDocument/2006/math" xmlns:v="urn:schemas-microsoft-com:vml" xmlns:wp14="http://schemas.microsoft.com/office/word/2010/wordprocessingDrawing" xmlns:wp="http://schemas.openxmlformats.org/drawingml/2006/wordprocessingDrawing" xmlns:w10="urn:schemas-microsoft-com:office:word" xmlns:w="http://schemas.openxmlformats.org/wordprocessingml/2006/main" xmlns:w14="http://schemas.microsoft.com/office/word/2010/wordml" xmlns:w15="http://schemas.microsoft.com/office/word/2012/wordml" xmlns:w16cex="http://schemas.microsoft.com/office/word/2018/wordml/cex" xmlns:w16cid="http://schemas.microsoft.com/office/word/2016/wordml/cid" xmlns:w16="http://schemas.microsoft.com/office/word/2018/wordml" xmlns:w16du="http://schemas.microsoft.com/office/word/2023/wordml/word16du" xmlns:w16sdtdh="http://schemas.microsoft.com/office/word/2020/wordml/sdtdatahash" xmlns:w16sdtfl="http://schemas.microsoft.com/office/word/2024/wordml/sdtformatlock" xmlns:w16se="http://schemas.microsoft.com/office/word/2015/wordml/symex" xmlns:wpg="http://schemas.microsoft.com/office/word/2010/wordprocessingGroup" xmlns:wpi="http://schemas.microsoft.com/office/word/2010/wordprocessingInk" xmlns:wne="http://schemas.microsoft.com/office/word/2006/wordml" xmlns:wps="http://schemas.microsoft.com/office/word/2010/wordprocessingShape" mc:Ignorable="w14 w15 w16se w16cid w16 w16cex w16sdtdh w16sdtfl w16du wp14">
   <w:abstractNum w:abstractNumId="0" w15:restartNumberingAfterBreak="0">
     <w:nsid w:val="3EC13421"/>
     <w:multiLevelType w:val="hybridMultilevel"/>
@@ -721,7 +832,7 @@
         <w:rFonts w:ascii="Calibri" w:eastAsiaTheme="minorHAnsi" w:hAnsi="Calibri" w:cs="Calibri" w:hint="default"/>
       </w:rPr>
     </w:lvl>
-    <w:lvl w:ilvl="1" w:tplc="040C0003" w:tentative="1">
+    <w:lvl w:ilvl="1" w:tplc="040C0003">
       <w:start w:val="1"/>
       <w:numFmt w:val="bullet"/>
       <w:lvlText w:val="o"/>
@@ -733,7 +844,7 @@
         <w:rFonts w:ascii="Courier New" w:hAnsi="Courier New" w:cs="Courier New" w:hint="default"/>
       </w:rPr>
     </w:lvl>
-    <w:lvl w:ilvl="2" w:tplc="040C0005" w:tentative="1">
+    <w:lvl w:ilvl="2" w:tplc="040C0005">
       <w:start w:val="1"/>
       <w:numFmt w:val="bullet"/>
       <w:lvlText w:val=""/>
@@ -1042,20 +1153,20 @@
       </w:rPr>
     </w:lvl>
   </w:abstractNum>
-  <w:num w:numId="1">
+  <w:num w:numId="1" w16cid:durableId="619989948">
     <w:abstractNumId w:val="2"/>
   </w:num>
-  <w:num w:numId="2">
+  <w:num w:numId="2" w16cid:durableId="1385837773">
     <w:abstractNumId w:val="0"/>
   </w:num>
-  <w:num w:numId="3">
+  <w:num w:numId="3" w16cid:durableId="1372262105">
     <w:abstractNumId w:val="1"/>
   </w:num>
 </w:numbering>
 </file>
 
 <file path=word/styles.xml><?xml version="1.0" encoding="utf-8"?>
-<w:styles xmlns:mc="http://schemas.openxmlformats.org/markup-compatibility/2006" xmlns:r="http://schemas.openxmlformats.org/officeDocument/2006/relationships" xmlns:w="http://schemas.openxmlformats.org/wordprocessingml/2006/main" xmlns:w14="http://schemas.microsoft.com/office/word/2010/wordml" xmlns:w15="http://schemas.microsoft.com/office/word/2012/wordml" xmlns:w16cex="http://schemas.microsoft.com/office/word/2018/wordml/cex" xmlns:w16cid="http://schemas.microsoft.com/office/word/2016/wordml/cid" xmlns:w16="http://schemas.microsoft.com/office/word/2018/wordml" xmlns:w16sdtdh="http://schemas.microsoft.com/office/word/2020/wordml/sdtdatahash" xmlns:w16se="http://schemas.microsoft.com/office/word/2015/wordml/symex" mc:Ignorable="w14 w15 w16se w16cid w16 w16cex w16sdtdh">
+<w:styles xmlns:mc="http://schemas.openxmlformats.org/markup-compatibility/2006" xmlns:r="http://schemas.openxmlformats.org/officeDocument/2006/relationships" xmlns:w="http://schemas.openxmlformats.org/wordprocessingml/2006/main" xmlns:w14="http://schemas.microsoft.com/office/word/2010/wordml" xmlns:w15="http://schemas.microsoft.com/office/word/2012/wordml" xmlns:w16cex="http://schemas.microsoft.com/office/word/2018/wordml/cex" xmlns:w16cid="http://schemas.microsoft.com/office/word/2016/wordml/cid" xmlns:w16="http://schemas.microsoft.com/office/word/2018/wordml" xmlns:w16du="http://schemas.microsoft.com/office/word/2023/wordml/word16du" xmlns:w16sdtdh="http://schemas.microsoft.com/office/word/2020/wordml/sdtdatahash" xmlns:w16sdtfl="http://schemas.microsoft.com/office/word/2024/wordml/sdtformatlock" xmlns:w16se="http://schemas.microsoft.com/office/word/2015/wordml/symex" mc:Ignorable="w14 w15 w16se w16cid w16 w16cex w16sdtdh w16sdtfl w16du">
   <w:docDefaults>
     <w:rPrDefault>
       <w:rPr>
